--- a/schedule.docx
+++ b/schedule.docx
@@ -1247,12 +1247,14 @@
                 <w:numId w:val="5"/>
               </w:numPr>
               <w:rPr>
-                <w:sz w:val="16"/>
-                <w:szCs w:val="16"/>
-              </w:rPr>
-            </w:pPr>
-            <w:r>
-              <w:rPr>
+                <w:strike/>
+                <w:sz w:val="16"/>
+                <w:szCs w:val="16"/>
+              </w:rPr>
+            </w:pPr>
+            <w:r>
+              <w:rPr>
+                <w:strike/>
                 <w:sz w:val="16"/>
                 <w:szCs w:val="16"/>
               </w:rPr>
@@ -1266,12 +1268,14 @@
                 <w:numId w:val="5"/>
               </w:numPr>
               <w:rPr>
-                <w:sz w:val="16"/>
-                <w:szCs w:val="16"/>
-              </w:rPr>
-            </w:pPr>
-            <w:r>
-              <w:rPr>
+                <w:strike/>
+                <w:sz w:val="16"/>
+                <w:szCs w:val="16"/>
+              </w:rPr>
+            </w:pPr>
+            <w:r>
+              <w:rPr>
+                <w:strike/>
                 <w:sz w:val="16"/>
                 <w:szCs w:val="16"/>
               </w:rPr>
@@ -1305,12 +1309,14 @@
                 <w:numId w:val="6"/>
               </w:numPr>
               <w:rPr>
-                <w:sz w:val="16"/>
-                <w:szCs w:val="16"/>
-              </w:rPr>
-            </w:pPr>
-            <w:r>
-              <w:rPr>
+                <w:strike/>
+                <w:sz w:val="16"/>
+                <w:szCs w:val="16"/>
+              </w:rPr>
+            </w:pPr>
+            <w:r>
+              <w:rPr>
+                <w:strike/>
                 <w:sz w:val="16"/>
                 <w:szCs w:val="16"/>
               </w:rPr>
@@ -1324,12 +1330,14 @@
                 <w:numId w:val="6"/>
               </w:numPr>
               <w:rPr>
-                <w:sz w:val="16"/>
-                <w:szCs w:val="16"/>
-              </w:rPr>
-            </w:pPr>
-            <w:r>
-              <w:rPr>
+                <w:strike/>
+                <w:sz w:val="16"/>
+                <w:szCs w:val="16"/>
+              </w:rPr>
+            </w:pPr>
+            <w:r>
+              <w:rPr>
+                <w:strike/>
                 <w:sz w:val="16"/>
                 <w:szCs w:val="16"/>
               </w:rPr>
@@ -1343,12 +1351,14 @@
                 <w:numId w:val="6"/>
               </w:numPr>
               <w:rPr>
-                <w:sz w:val="16"/>
-                <w:szCs w:val="16"/>
-              </w:rPr>
-            </w:pPr>
-            <w:r>
-              <w:rPr>
+                <w:strike/>
+                <w:sz w:val="16"/>
+                <w:szCs w:val="16"/>
+              </w:rPr>
+            </w:pPr>
+            <w:r>
+              <w:rPr>
+                <w:strike/>
                 <w:sz w:val="16"/>
                 <w:szCs w:val="16"/>
               </w:rPr>
@@ -1492,12 +1502,14 @@
                 <w:numId w:val="7"/>
               </w:numPr>
               <w:rPr>
-                <w:sz w:val="16"/>
-                <w:szCs w:val="16"/>
-              </w:rPr>
-            </w:pPr>
-            <w:r>
-              <w:rPr>
+                <w:strike/>
+                <w:sz w:val="16"/>
+                <w:szCs w:val="16"/>
+              </w:rPr>
+            </w:pPr>
+            <w:r>
+              <w:rPr>
+                <w:strike/>
                 <w:sz w:val="16"/>
                 <w:szCs w:val="16"/>
               </w:rPr>
@@ -1511,12 +1523,14 @@
                 <w:numId w:val="7"/>
               </w:numPr>
               <w:rPr>
-                <w:sz w:val="16"/>
-                <w:szCs w:val="16"/>
-              </w:rPr>
-            </w:pPr>
-            <w:r>
-              <w:rPr>
+                <w:strike/>
+                <w:sz w:val="16"/>
+                <w:szCs w:val="16"/>
+              </w:rPr>
+            </w:pPr>
+            <w:r>
+              <w:rPr>
+                <w:strike/>
                 <w:sz w:val="16"/>
                 <w:szCs w:val="16"/>
               </w:rPr>
@@ -1530,12 +1544,14 @@
                 <w:numId w:val="7"/>
               </w:numPr>
               <w:rPr>
-                <w:sz w:val="16"/>
-                <w:szCs w:val="16"/>
-              </w:rPr>
-            </w:pPr>
-            <w:r>
-              <w:rPr>
+                <w:strike/>
+                <w:sz w:val="16"/>
+                <w:szCs w:val="16"/>
+              </w:rPr>
+            </w:pPr>
+            <w:r>
+              <w:rPr>
+                <w:strike/>
                 <w:sz w:val="16"/>
                 <w:szCs w:val="16"/>
               </w:rPr>
@@ -1549,12 +1565,14 @@
                 <w:numId w:val="7"/>
               </w:numPr>
               <w:rPr>
-                <w:sz w:val="16"/>
-                <w:szCs w:val="16"/>
-              </w:rPr>
-            </w:pPr>
-            <w:r>
-              <w:rPr>
+                <w:strike/>
+                <w:sz w:val="16"/>
+                <w:szCs w:val="16"/>
+              </w:rPr>
+            </w:pPr>
+            <w:r>
+              <w:rPr>
+                <w:strike/>
                 <w:sz w:val="16"/>
                 <w:szCs w:val="16"/>
               </w:rPr>
@@ -1684,12 +1702,14 @@
                 <w:numId w:val="9"/>
               </w:numPr>
               <w:rPr>
-                <w:sz w:val="16"/>
-                <w:szCs w:val="16"/>
-              </w:rPr>
-            </w:pPr>
-            <w:r>
-              <w:rPr>
+                <w:strike/>
+                <w:sz w:val="16"/>
+                <w:szCs w:val="16"/>
+              </w:rPr>
+            </w:pPr>
+            <w:r>
+              <w:rPr>
+                <w:strike/>
                 <w:sz w:val="16"/>
                 <w:szCs w:val="16"/>
               </w:rPr>
@@ -1703,12 +1723,14 @@
                 <w:numId w:val="9"/>
               </w:numPr>
               <w:rPr>
-                <w:sz w:val="16"/>
-                <w:szCs w:val="16"/>
-              </w:rPr>
-            </w:pPr>
-            <w:r>
-              <w:rPr>
+                <w:strike/>
+                <w:sz w:val="16"/>
+                <w:szCs w:val="16"/>
+              </w:rPr>
+            </w:pPr>
+            <w:r>
+              <w:rPr>
+                <w:strike/>
                 <w:sz w:val="16"/>
                 <w:szCs w:val="16"/>
               </w:rPr>
@@ -1852,12 +1874,14 @@
                 <w:numId w:val="10"/>
               </w:numPr>
               <w:rPr>
-                <w:sz w:val="16"/>
-                <w:szCs w:val="16"/>
-              </w:rPr>
-            </w:pPr>
-            <w:r>
-              <w:rPr>
+                <w:strike/>
+                <w:sz w:val="16"/>
+                <w:szCs w:val="16"/>
+              </w:rPr>
+            </w:pPr>
+            <w:r>
+              <w:rPr>
+                <w:strike/>
                 <w:sz w:val="16"/>
                 <w:szCs w:val="16"/>
               </w:rPr>
@@ -1871,12 +1895,14 @@
                 <w:numId w:val="10"/>
               </w:numPr>
               <w:rPr>
-                <w:sz w:val="16"/>
-                <w:szCs w:val="16"/>
-              </w:rPr>
-            </w:pPr>
-            <w:r>
-              <w:rPr>
+                <w:strike/>
+                <w:sz w:val="16"/>
+                <w:szCs w:val="16"/>
+              </w:rPr>
+            </w:pPr>
+            <w:r>
+              <w:rPr>
+                <w:strike/>
                 <w:sz w:val="16"/>
                 <w:szCs w:val="16"/>
               </w:rPr>
@@ -1890,12 +1916,14 @@
                 <w:numId w:val="10"/>
               </w:numPr>
               <w:rPr>
-                <w:sz w:val="16"/>
-                <w:szCs w:val="16"/>
-              </w:rPr>
-            </w:pPr>
-            <w:r>
-              <w:rPr>
+                <w:strike/>
+                <w:sz w:val="16"/>
+                <w:szCs w:val="16"/>
+              </w:rPr>
+            </w:pPr>
+            <w:r>
+              <w:rPr>
+                <w:strike/>
                 <w:sz w:val="16"/>
                 <w:szCs w:val="16"/>
               </w:rPr>
@@ -1909,12 +1937,14 @@
                 <w:numId w:val="10"/>
               </w:numPr>
               <w:rPr>
-                <w:sz w:val="16"/>
-                <w:szCs w:val="16"/>
-              </w:rPr>
-            </w:pPr>
-            <w:r>
-              <w:rPr>
+                <w:strike/>
+                <w:sz w:val="16"/>
+                <w:szCs w:val="16"/>
+              </w:rPr>
+            </w:pPr>
+            <w:r>
+              <w:rPr>
+                <w:strike/>
                 <w:sz w:val="16"/>
                 <w:szCs w:val="16"/>
               </w:rPr>
@@ -1934,6 +1964,7 @@
             </w:pPr>
             <w:r>
               <w:rPr>
+                <w:strike/>
                 <w:sz w:val="16"/>
                 <w:szCs w:val="16"/>
               </w:rPr>
@@ -1967,12 +1998,14 @@
                 <w:numId w:val="11"/>
               </w:numPr>
               <w:rPr>
-                <w:sz w:val="16"/>
-                <w:szCs w:val="16"/>
-              </w:rPr>
-            </w:pPr>
-            <w:r>
-              <w:rPr>
+                <w:strike/>
+                <w:sz w:val="16"/>
+                <w:szCs w:val="16"/>
+              </w:rPr>
+            </w:pPr>
+            <w:r>
+              <w:rPr>
+                <w:strike/>
                 <w:sz w:val="16"/>
                 <w:szCs w:val="16"/>
               </w:rPr>
@@ -2025,12 +2058,14 @@
                 <w:numId w:val="12"/>
               </w:numPr>
               <w:rPr>
-                <w:sz w:val="16"/>
-                <w:szCs w:val="16"/>
-              </w:rPr>
-            </w:pPr>
-            <w:r>
-              <w:rPr>
+                <w:strike/>
+                <w:sz w:val="16"/>
+                <w:szCs w:val="16"/>
+              </w:rPr>
+            </w:pPr>
+            <w:r>
+              <w:rPr>
+                <w:strike/>
                 <w:sz w:val="16"/>
                 <w:szCs w:val="16"/>
               </w:rPr>
@@ -2174,12 +2209,14 @@
                 <w:numId w:val="13"/>
               </w:numPr>
               <w:rPr>
-                <w:sz w:val="16"/>
-                <w:szCs w:val="16"/>
-              </w:rPr>
-            </w:pPr>
-            <w:r>
-              <w:rPr>
+                <w:strike/>
+                <w:sz w:val="16"/>
+                <w:szCs w:val="16"/>
+              </w:rPr>
+            </w:pPr>
+            <w:r>
+              <w:rPr>
+                <w:strike/>
                 <w:sz w:val="16"/>
                 <w:szCs w:val="16"/>
               </w:rPr>
@@ -2199,6 +2236,7 @@
             </w:pPr>
             <w:r>
               <w:rPr>
+                <w:strike/>
                 <w:sz w:val="16"/>
                 <w:szCs w:val="16"/>
               </w:rPr>
@@ -2232,12 +2270,14 @@
                 <w:numId w:val="14"/>
               </w:numPr>
               <w:rPr>
-                <w:sz w:val="16"/>
-                <w:szCs w:val="16"/>
-              </w:rPr>
-            </w:pPr>
-            <w:r>
-              <w:rPr>
+                <w:strike/>
+                <w:sz w:val="16"/>
+                <w:szCs w:val="16"/>
+              </w:rPr>
+            </w:pPr>
+            <w:r>
+              <w:rPr>
+                <w:strike/>
                 <w:sz w:val="16"/>
                 <w:szCs w:val="16"/>
               </w:rPr>
@@ -2251,12 +2291,14 @@
                 <w:numId w:val="14"/>
               </w:numPr>
               <w:rPr>
-                <w:sz w:val="16"/>
-                <w:szCs w:val="16"/>
-              </w:rPr>
-            </w:pPr>
-            <w:r>
-              <w:rPr>
+                <w:strike/>
+                <w:sz w:val="16"/>
+                <w:szCs w:val="16"/>
+              </w:rPr>
+            </w:pPr>
+            <w:r>
+              <w:rPr>
+                <w:strike/>
                 <w:sz w:val="16"/>
                 <w:szCs w:val="16"/>
               </w:rPr>
@@ -2328,12 +2370,14 @@
                 <w:numId w:val="15"/>
               </w:numPr>
               <w:rPr>
-                <w:sz w:val="16"/>
-                <w:szCs w:val="16"/>
-              </w:rPr>
-            </w:pPr>
-            <w:r>
-              <w:rPr>
+                <w:strike/>
+                <w:sz w:val="16"/>
+                <w:szCs w:val="16"/>
+              </w:rPr>
+            </w:pPr>
+            <w:r>
+              <w:rPr>
+                <w:strike/>
                 <w:sz w:val="16"/>
                 <w:szCs w:val="16"/>
               </w:rPr>
@@ -2347,12 +2391,14 @@
                 <w:numId w:val="15"/>
               </w:numPr>
               <w:rPr>
-                <w:sz w:val="16"/>
-                <w:szCs w:val="16"/>
-              </w:rPr>
-            </w:pPr>
-            <w:r>
-              <w:rPr>
+                <w:strike/>
+                <w:sz w:val="16"/>
+                <w:szCs w:val="16"/>
+              </w:rPr>
+            </w:pPr>
+            <w:r>
+              <w:rPr>
+                <w:strike/>
                 <w:sz w:val="16"/>
                 <w:szCs w:val="16"/>
               </w:rPr>
@@ -2372,6 +2418,7 @@
             </w:pPr>
             <w:r>
               <w:rPr>
+                <w:strike/>
                 <w:sz w:val="16"/>
                 <w:szCs w:val="16"/>
               </w:rPr>
@@ -2516,12 +2563,14 @@
                 <w:numId w:val="16"/>
               </w:numPr>
               <w:rPr>
-                <w:sz w:val="16"/>
-                <w:szCs w:val="16"/>
-              </w:rPr>
-            </w:pPr>
-            <w:r>
-              <w:rPr>
+                <w:strike/>
+                <w:sz w:val="16"/>
+                <w:szCs w:val="16"/>
+              </w:rPr>
+            </w:pPr>
+            <w:r>
+              <w:rPr>
+                <w:strike/>
                 <w:sz w:val="16"/>
                 <w:szCs w:val="16"/>
               </w:rPr>
@@ -2535,12 +2584,14 @@
                 <w:numId w:val="16"/>
               </w:numPr>
               <w:rPr>
-                <w:sz w:val="16"/>
-                <w:szCs w:val="16"/>
-              </w:rPr>
-            </w:pPr>
-            <w:r>
-              <w:rPr>
+                <w:strike/>
+                <w:sz w:val="16"/>
+                <w:szCs w:val="16"/>
+              </w:rPr>
+            </w:pPr>
+            <w:r>
+              <w:rPr>
+                <w:strike/>
                 <w:sz w:val="16"/>
                 <w:szCs w:val="16"/>
               </w:rPr>
@@ -2554,12 +2605,14 @@
                 <w:numId w:val="16"/>
               </w:numPr>
               <w:rPr>
-                <w:sz w:val="16"/>
-                <w:szCs w:val="16"/>
-              </w:rPr>
-            </w:pPr>
-            <w:r>
-              <w:rPr>
+                <w:strike/>
+                <w:sz w:val="16"/>
+                <w:szCs w:val="16"/>
+              </w:rPr>
+            </w:pPr>
+            <w:r>
+              <w:rPr>
+                <w:strike/>
                 <w:sz w:val="16"/>
                 <w:szCs w:val="16"/>
               </w:rPr>
@@ -2573,12 +2626,14 @@
                 <w:numId w:val="16"/>
               </w:numPr>
               <w:rPr>
-                <w:sz w:val="16"/>
-                <w:szCs w:val="16"/>
-              </w:rPr>
-            </w:pPr>
-            <w:r>
-              <w:rPr>
+                <w:strike/>
+                <w:sz w:val="16"/>
+                <w:szCs w:val="16"/>
+              </w:rPr>
+            </w:pPr>
+            <w:r>
+              <w:rPr>
+                <w:strike/>
                 <w:sz w:val="16"/>
                 <w:szCs w:val="16"/>
               </w:rPr>
